--- a/word_reports/LP_0114_위치_248_Conway Twitty_Greatest Hi.docx
+++ b/word_reports/LP_0114_위치_248_Conway Twitty_Greatest Hi.docx
@@ -4,7 +4,7 @@
   <w:body>
     <w:p>
       <w:pPr>
-        <w:spacing w:after="280"/>
+        <w:spacing w:after="80"/>
       </w:pPr>
       <w:r>
         <w:rPr w:rFonts="맑은 고딕">
@@ -13,94 +13,47 @@
           <w:color w:val="1E3A8A"/>
           <w:sz w:val="30"/>
         </w:rPr>
-        <w:t>[248] Conway Twitty - Greatest Hits Vol.1</w:t>
+        <w:t>Conway Twitty (콘웨이 트위티) - Greatest Hits Vol.1</w:t>
       </w:r>
     </w:p>
     <w:p>
       <w:pPr>
-        <w:spacing w:after="320"/>
+        <w:spacing w:after="240"/>
       </w:pPr>
       <w:r>
         <w:rPr w:rFonts="맑은 고딕">
           <w:rFonts w:ascii="맑은 고딕" w:hAnsi="맑은 고딕" w:eastAsia="맑은 고딕"/>
           <w:b/>
-          <w:sz w:val="20"/>
+          <w:color w:val="4B5563"/>
+          <w:sz w:val="22"/>
         </w:rPr>
-        <w:t>■ 위치 : 248</w:t>
-        <w:br/>
-      </w:r>
-      <w:r>
-        <w:rPr w:rFonts="맑은 고딕">
-          <w:rFonts w:ascii="맑은 고딕" w:hAnsi="맑은 고딕" w:eastAsia="맑은 고딕"/>
-          <w:b/>
-          <w:sz w:val="20"/>
-        </w:rPr>
-        <w:t>■ 아티스트 : Conway Twitty</w:t>
-        <w:br/>
-      </w:r>
-      <w:r>
-        <w:rPr w:rFonts="맑은 고딕">
-          <w:rFonts w:ascii="맑은 고딕" w:hAnsi="맑은 고딕" w:eastAsia="맑은 고딕"/>
-          <w:b/>
-          <w:sz w:val="20"/>
-        </w:rPr>
-        <w:t>■ 앨범명 : Greatest Hits Vol.1</w:t>
-        <w:br/>
-      </w:r>
-      <w:r>
-        <w:rPr w:rFonts="맑은 고딕">
-          <w:rFonts w:ascii="맑은 고딕" w:hAnsi="맑은 고딕" w:eastAsia="맑은 고딕"/>
-          <w:b w:val="0"/>
-          <w:sz w:val="20"/>
-        </w:rPr>
-        <w:t>■ 음반 레이블 : Decca Records (데카)</w:t>
-        <w:br/>
-      </w:r>
-      <w:r>
-        <w:rPr w:rFonts="맑은 고딕">
-          <w:rFonts w:ascii="맑은 고딕" w:hAnsi="맑은 고딕" w:eastAsia="맑은 고딕"/>
-          <w:b w:val="0"/>
-          <w:sz w:val="20"/>
-        </w:rPr>
-        <w:t>■ 발매년도 : 1972</w:t>
-        <w:br/>
-      </w:r>
-      <w:r>
-        <w:rPr w:rFonts="맑은 고딕">
-          <w:rFonts w:ascii="맑은 고딕" w:hAnsi="맑은 고딕" w:eastAsia="맑은 고딕"/>
-          <w:b w:val="0"/>
-          <w:sz w:val="20"/>
-        </w:rPr>
-        <w:t>■ 장르 : 컨트리 (Country), 컨트리 팝 (Country Pop), 내시빌 사운드 (Nashville Sound)</w:t>
-        <w:br/>
-      </w:r>
-      <w:r>
-        <w:rPr w:rFonts="맑은 고딕">
-          <w:rFonts w:ascii="맑은 고딕" w:hAnsi="맑은 고딕" w:eastAsia="맑은 고딕"/>
-          <w:b w:val="0"/>
-          <w:sz w:val="20"/>
-        </w:rPr>
-        <w:t>■ 주요 수록곡 : - Hello Darlin'</w:t>
-        <w:br/>
+        <w:t>위치 :  248</w:t>
       </w:r>
     </w:p>
     <w:p>
       <w:pPr>
-        <w:spacing w:after="160"/>
+        <w:spacing w:line="324" w:lineRule="auto" w:before="80" w:after="160"/>
       </w:pPr>
       <w:r>
         <w:rPr w:rFonts="맑은 고딕">
           <w:rFonts w:ascii="맑은 고딕" w:hAnsi="맑은 고딕" w:eastAsia="맑은 고딕"/>
           <w:b/>
           <w:color w:val="1F2937"/>
-          <w:sz w:val="24"/>
+          <w:sz w:val="22"/>
         </w:rPr>
-        <w:t>■ 음반 해설 및 감상 가이드</w:t>
+        <w:t xml:space="preserve">[음반 소개] </w:t>
+      </w:r>
+      <w:r>
+        <w:rPr w:rFonts="맑은 고딕">
+          <w:rFonts w:ascii="맑은 고딕" w:hAnsi="맑은 고딕" w:eastAsia="맑은 고딕"/>
+          <w:b w:val="0"/>
+          <w:sz w:val="21"/>
+        </w:rPr>
       </w:r>
     </w:p>
     <w:p>
       <w:pPr>
-        <w:spacing w:line="312" w:lineRule="auto" w:after="120"/>
+        <w:spacing w:line="324" w:lineRule="auto" w:after="120"/>
       </w:pPr>
       <w:r>
         <w:rPr w:rFonts="맑은 고딕">
@@ -108,51 +61,516 @@
           <w:b w:val="0"/>
           <w:sz w:val="21"/>
         </w:rPr>
-        <w:t>미국 대중음악사의 거장이자 록빌리 시대를 거쳐 내시빌 사운드의 정점에 선 컨웨이 트위티(Conway Twitty)의 황금기 명곡들을 집대성한 음반입니다. 1972년 데카(Decca) 레이블을 통해 발매된 이 베스트 앨범은 1960년대 후반부터 1970년대 초반까지 컨트리 싱글 차트 정상을 휩쓸었던 그의 독보적인 음악적 이정표를 명확히 보여주는 명반입니다.</w:t>
+        <w:t>로큰롤의 격정적인 태동기부터 내슈빌 컨트리의 원숙한 황금기까지, 미국 대중음악사의 굵직한 분기점을 오롯이 관통한 거장 콘웨이 트위티의 정수를 담아낸 기념비적 명반입니다. 가슴 밑바닥을 울리는 특유의 중후한 바리톤 보컬과 삶의 희로애락을 유려하게 엮어낸 서정성은 시대를 초월하여 듣는 이의 심금을 울립니다. 대중성과 예술적 완숙미가 절묘한 균형을 이루며, 한 시대를 풍미했던 한 음유시인의 가장 찬란했던 음악적 여정을 파노라마처럼 펼쳐 보여줍니다.</w:t>
       </w:r>
     </w:p>
     <w:p>
       <w:pPr>
-        <w:spacing w:line="312" w:lineRule="auto" w:after="120"/>
+        <w:spacing w:line="324" w:lineRule="auto" w:before="200" w:after="80"/>
       </w:pPr>
+      <w:r>
+        <w:rPr w:rFonts="맑은 고딕">
+          <w:rFonts w:ascii="맑은 고딕" w:hAnsi="맑은 고딕" w:eastAsia="맑은 고딕"/>
+          <w:b/>
+          <w:color w:val="1E3A8A"/>
+          <w:sz w:val="24"/>
+        </w:rPr>
+        <w:t>1. 음반 데이터</w:t>
+      </w:r>
+    </w:p>
+    <w:p>
+      <w:pPr>
+        <w:spacing w:line="324" w:lineRule="auto" w:after="80"/>
+      </w:pPr>
+      <w:r>
+        <w:rPr w:rFonts="맑은 고딕">
+          <w:rFonts w:ascii="맑은 고딕" w:hAnsi="맑은 고딕" w:eastAsia="맑은 고딕"/>
+          <w:b w:val="0"/>
+          <w:color w:val="6B7280"/>
+          <w:sz w:val="21"/>
+        </w:rPr>
+        <w:t xml:space="preserve">· </w:t>
+      </w:r>
+      <w:r>
+        <w:rPr w:rFonts="맑은 고딕">
+          <w:rFonts w:ascii="맑은 고딕" w:hAnsi="맑은 고딕" w:eastAsia="맑은 고딕"/>
+          <w:b/>
+          <w:color w:val="1F2937"/>
+          <w:sz w:val="21"/>
+        </w:rPr>
+        <w:t xml:space="preserve">앨범명: </w:t>
+      </w:r>
       <w:r>
         <w:rPr w:rFonts="맑은 고딕">
           <w:rFonts w:ascii="맑은 고딕" w:hAnsi="맑은 고딕" w:eastAsia="맑은 고딕"/>
           <w:b w:val="0"/>
           <w:sz w:val="21"/>
         </w:rPr>
-        <w:t>컨웨이 트위티의 음악적 본질은 특유의 깊고 중후한 바리톤 보컬과 가슴을 파고드는 호소력에 있습니다. 곡의 드라마틱한 전개 과정에서 선보이는 절제된 감정 표현과 특유의 성숙한 음색은 듣는 이에게 깊은 감동을 선사합니다. 세련된 페달 스틸 기타 연주와 부드러운 백코러스가 어우러진 내시빌 사운드의 풍성한 편곡은 그의 중저음 보컬을 더욱 돋보이게 만들며, 클래식 컨트리 팝이 지닌 우아함의 진수를 보여줍니다.</w:t>
+        <w:t>Greatest Hits Vol.1</w:t>
       </w:r>
     </w:p>
     <w:p>
       <w:pPr>
-        <w:spacing w:line="312" w:lineRule="auto" w:after="120"/>
+        <w:spacing w:line="324" w:lineRule="auto" w:after="80"/>
       </w:pPr>
+      <w:r>
+        <w:rPr w:rFonts="맑은 고딕">
+          <w:rFonts w:ascii="맑은 고딕" w:hAnsi="맑은 고딕" w:eastAsia="맑은 고딕"/>
+          <w:b w:val="0"/>
+          <w:color w:val="6B7280"/>
+          <w:sz w:val="21"/>
+        </w:rPr>
+        <w:t xml:space="preserve">· </w:t>
+      </w:r>
+      <w:r>
+        <w:rPr w:rFonts="맑은 고딕">
+          <w:rFonts w:ascii="맑은 고딕" w:hAnsi="맑은 고딕" w:eastAsia="맑은 고딕"/>
+          <w:b/>
+          <w:color w:val="1F2937"/>
+          <w:sz w:val="21"/>
+        </w:rPr>
+        <w:t xml:space="preserve">아티스트: </w:t>
+      </w:r>
       <w:r>
         <w:rPr w:rFonts="맑은 고딕">
           <w:rFonts w:ascii="맑은 고딕" w:hAnsi="맑은 고딕" w:eastAsia="맑은 고딕"/>
           <w:b w:val="0"/>
           <w:sz w:val="21"/>
         </w:rPr>
-        <w:t>음반의 포문을 여는 불후의 명곡 'Hello Darlin''은 그의 전매특허와도 같은 친근하고 낭만적인 나레이션 서두로 시작하여 듣는 이의 마음을 단숨에 사로잡습니다. 이어지는 'Fifteen Years Ago'와 'To See My Angel Cry' 등의 트랙에서는 사랑과 이별, 인생의 회한을 다룬 애절한 서사 구조가 빛을 발합니다. LP 특유의 따뜻하고 질감 있는 아날로그 사운드는 그의 보컬에 담긴 미세한 감정의 떨림까지 생생하게 전달합니다.</w:t>
+        <w:t>Conway Twitty (콘웨이 트위티)</w:t>
       </w:r>
     </w:p>
     <w:p>
       <w:pPr>
-        <w:spacing w:line="312" w:lineRule="auto" w:after="120"/>
+        <w:spacing w:line="324" w:lineRule="auto" w:after="80"/>
       </w:pPr>
+      <w:r>
+        <w:rPr w:rFonts="맑은 고딕">
+          <w:rFonts w:ascii="맑은 고딕" w:hAnsi="맑은 고딕" w:eastAsia="맑은 고딕"/>
+          <w:b w:val="0"/>
+          <w:color w:val="6B7280"/>
+          <w:sz w:val="21"/>
+        </w:rPr>
+        <w:t xml:space="preserve">· </w:t>
+      </w:r>
+      <w:r>
+        <w:rPr w:rFonts="맑은 고딕">
+          <w:rFonts w:ascii="맑은 고딕" w:hAnsi="맑은 고딕" w:eastAsia="맑은 고딕"/>
+          <w:b/>
+          <w:color w:val="1F2937"/>
+          <w:sz w:val="21"/>
+        </w:rPr>
+        <w:t xml:space="preserve">발매 정보: </w:t>
+      </w:r>
       <w:r>
         <w:rPr w:rFonts="맑은 고딕">
           <w:rFonts w:ascii="맑은 고딕" w:hAnsi="맑은 고딕" w:eastAsia="맑은 고딕"/>
           <w:b w:val="0"/>
           <w:sz w:val="21"/>
         </w:rPr>
-        <w:t>본 음반은 단순히 지나간 히트곡을 모아놓은 편집반을 넘어, 미국 컨트리 음악의 황금기를 대표하는 상징적인 음악 유산입니다. 시대를 초월하여 듣는 이의 거실을 따뜻한 서정성으로 채워주는 이 LP는 컨트리 음악 애호가뿐만 아니라 아날로그 바이닐 컬렉터 모두에게 소장 가치가 매우 높은 명음반입니다.</w:t>
+        <w:t>데카(Decca) 및 MCA 레이블 시절 그가 구축한 눈부신 음악적 성취를 집대성하여 발매된 공식 베스트 앨범으로, 아날로그 황금기 스튜디오 레코딩의 장인 정신과 세련된 내슈빌 사운드의 정수가 고스란히 담겨 있습니다.</w:t>
+      </w:r>
+    </w:p>
+    <w:p>
+      <w:pPr>
+        <w:spacing w:line="324" w:lineRule="auto" w:after="80"/>
+      </w:pPr>
+      <w:r>
+        <w:rPr w:rFonts="맑은 고딕">
+          <w:rFonts w:ascii="맑은 고딕" w:hAnsi="맑은 고딕" w:eastAsia="맑은 고딕"/>
+          <w:b w:val="0"/>
+          <w:color w:val="6B7280"/>
+          <w:sz w:val="21"/>
+        </w:rPr>
+        <w:t xml:space="preserve">· </w:t>
+      </w:r>
+      <w:r>
+        <w:rPr w:rFonts="맑은 고딕">
+          <w:rFonts w:ascii="맑은 고딕" w:hAnsi="맑은 고딕" w:eastAsia="맑은 고딕"/>
+          <w:b/>
+          <w:color w:val="1F2937"/>
+          <w:sz w:val="21"/>
+        </w:rPr>
+        <w:t xml:space="preserve">LP 인기도(판매량): </w:t>
+      </w:r>
+      <w:r>
+        <w:rPr w:rFonts="맑은 고딕">
+          <w:rFonts w:ascii="맑은 고딕" w:hAnsi="맑은 고딕" w:eastAsia="맑은 고딕"/>
+          <w:b w:val="0"/>
+          <w:sz w:val="21"/>
+        </w:rPr>
+        <w:t>발매 직후 빌보드 톱 컨트리 앨범 차트 최상위권에 장기간 머물렀으며, 음반산업협회(RIAA) 골드 및 플래티넘 인증을 획득하는 등 대중적으로 막대한 상업적 성공을 거두었습니다.</w:t>
+      </w:r>
+    </w:p>
+    <w:p>
+      <w:pPr>
+        <w:spacing w:line="324" w:lineRule="auto" w:after="80"/>
+      </w:pPr>
+      <w:r>
+        <w:rPr w:rFonts="맑은 고딕">
+          <w:rFonts w:ascii="맑은 고딕" w:hAnsi="맑은 고딕" w:eastAsia="맑은 고딕"/>
+          <w:b w:val="0"/>
+          <w:color w:val="6B7280"/>
+          <w:sz w:val="21"/>
+        </w:rPr>
+        <w:t xml:space="preserve">· </w:t>
+      </w:r>
+      <w:r>
+        <w:rPr w:rFonts="맑은 고딕">
+          <w:rFonts w:ascii="맑은 고딕" w:hAnsi="맑은 고딕" w:eastAsia="맑은 고딕"/>
+          <w:b/>
+          <w:color w:val="1F2937"/>
+          <w:sz w:val="21"/>
+        </w:rPr>
+        <w:t xml:space="preserve">각종 수상경력: </w:t>
+      </w:r>
+      <w:r>
+        <w:rPr w:rFonts="맑은 고딕">
+          <w:rFonts w:ascii="맑은 고딕" w:hAnsi="맑은 고딕" w:eastAsia="맑은 고딕"/>
+          <w:b w:val="0"/>
+          <w:sz w:val="21"/>
+        </w:rPr>
+        <w:t>컨트리 음악 협회(CMA) 및 아카데미 오브 컨트리 뮤직(ACM) 주요 부문 수상, 그래미 어워드 노미네이트에 빛나며, 훗날 컨트리 음악 명예의 전당(Country Music Hall of Fame) 헌액으로 그 음악적 권위를 공인받았습니다.</w:t>
+      </w:r>
+    </w:p>
+    <w:p>
+      <w:pPr>
+        <w:spacing w:line="324" w:lineRule="auto" w:before="200" w:after="80"/>
+      </w:pPr>
+      <w:r>
+        <w:rPr w:rFonts="맑은 고딕">
+          <w:rFonts w:ascii="맑은 고딕" w:hAnsi="맑은 고딕" w:eastAsia="맑은 고딕"/>
+          <w:b/>
+          <w:color w:val="1E3A8A"/>
+          <w:sz w:val="24"/>
+        </w:rPr>
+        <w:t>2. 아티스트 정보</w:t>
+      </w:r>
+    </w:p>
+    <w:p>
+      <w:pPr>
+        <w:spacing w:line="324" w:lineRule="auto" w:after="80"/>
+      </w:pPr>
+      <w:r>
+        <w:rPr w:rFonts="맑은 고딕">
+          <w:rFonts w:ascii="맑은 고딕" w:hAnsi="맑은 고딕" w:eastAsia="맑은 고딕"/>
+          <w:b w:val="0"/>
+          <w:color w:val="6B7280"/>
+          <w:sz w:val="21"/>
+        </w:rPr>
+        <w:t xml:space="preserve">· </w:t>
+      </w:r>
+      <w:r>
+        <w:rPr w:rFonts="맑은 고딕">
+          <w:rFonts w:ascii="맑은 고딕" w:hAnsi="맑은 고딕" w:eastAsia="맑은 고딕"/>
+          <w:b/>
+          <w:color w:val="1F2937"/>
+          <w:sz w:val="21"/>
+        </w:rPr>
+        <w:t xml:space="preserve">국적: </w:t>
+      </w:r>
+      <w:r>
+        <w:rPr w:rFonts="맑은 고딕">
+          <w:rFonts w:ascii="맑은 고딕" w:hAnsi="맑은 고딕" w:eastAsia="맑은 고딕"/>
+          <w:b w:val="0"/>
+          <w:sz w:val="21"/>
+        </w:rPr>
+        <w:t>미국</w:t>
+      </w:r>
+    </w:p>
+    <w:p>
+      <w:pPr>
+        <w:spacing w:line="324" w:lineRule="auto" w:after="80"/>
+      </w:pPr>
+      <w:r>
+        <w:rPr w:rFonts="맑은 고딕">
+          <w:rFonts w:ascii="맑은 고딕" w:hAnsi="맑은 고딕" w:eastAsia="맑은 고딕"/>
+          <w:b w:val="0"/>
+          <w:color w:val="6B7280"/>
+          <w:sz w:val="21"/>
+        </w:rPr>
+        <w:t xml:space="preserve">· </w:t>
+      </w:r>
+      <w:r>
+        <w:rPr w:rFonts="맑은 고딕">
+          <w:rFonts w:ascii="맑은 고딕" w:hAnsi="맑은 고딕" w:eastAsia="맑은 고딕"/>
+          <w:b/>
+          <w:color w:val="1F2937"/>
+          <w:sz w:val="21"/>
+        </w:rPr>
+        <w:t xml:space="preserve">생몰년도: </w:t>
+      </w:r>
+      <w:r>
+        <w:rPr w:rFonts="맑은 고딕">
+          <w:rFonts w:ascii="맑은 고딕" w:hAnsi="맑은 고딕" w:eastAsia="맑은 고딕"/>
+          <w:b w:val="0"/>
+          <w:sz w:val="21"/>
+        </w:rPr>
+        <w:t>1933년 9월 1일 ~ 1993년 6월 5일</w:t>
+      </w:r>
+    </w:p>
+    <w:p>
+      <w:pPr>
+        <w:spacing w:line="324" w:lineRule="auto" w:after="80"/>
+      </w:pPr>
+      <w:r>
+        <w:rPr w:rFonts="맑은 고딕">
+          <w:rFonts w:ascii="맑은 고딕" w:hAnsi="맑은 고딕" w:eastAsia="맑은 고딕"/>
+          <w:b w:val="0"/>
+          <w:color w:val="6B7280"/>
+          <w:sz w:val="21"/>
+        </w:rPr>
+        <w:t xml:space="preserve">· </w:t>
+      </w:r>
+      <w:r>
+        <w:rPr w:rFonts="맑은 고딕">
+          <w:rFonts w:ascii="맑은 고딕" w:hAnsi="맑은 고딕" w:eastAsia="맑은 고딕"/>
+          <w:b/>
+          <w:color w:val="1F2937"/>
+          <w:sz w:val="21"/>
+        </w:rPr>
+        <w:t xml:space="preserve">그룹 소속: </w:t>
+      </w:r>
+      <w:r>
+        <w:rPr w:rFonts="맑은 고딕">
+          <w:rFonts w:ascii="맑은 고딕" w:hAnsi="맑은 고딕" w:eastAsia="맑은 고딕"/>
+          <w:b w:val="0"/>
+          <w:sz w:val="21"/>
+        </w:rPr>
+        <w:t>솔로</w:t>
+      </w:r>
+    </w:p>
+    <w:p>
+      <w:pPr>
+        <w:spacing w:line="324" w:lineRule="auto" w:after="80"/>
+      </w:pPr>
+      <w:r>
+        <w:rPr w:rFonts="맑은 고딕">
+          <w:rFonts w:ascii="맑은 고딕" w:hAnsi="맑은 고딕" w:eastAsia="맑은 고딕"/>
+          <w:b w:val="0"/>
+          <w:color w:val="6B7280"/>
+          <w:sz w:val="21"/>
+        </w:rPr>
+        <w:t xml:space="preserve">· </w:t>
+      </w:r>
+      <w:r>
+        <w:rPr w:rFonts="맑은 고딕">
+          <w:rFonts w:ascii="맑은 고딕" w:hAnsi="맑은 고딕" w:eastAsia="맑은 고딕"/>
+          <w:b/>
+          <w:color w:val="1F2937"/>
+          <w:sz w:val="21"/>
+        </w:rPr>
+        <w:t xml:space="preserve">아티스트 소개: </w:t>
+      </w:r>
+      <w:r>
+        <w:rPr w:rFonts="맑은 고딕">
+          <w:rFonts w:ascii="맑은 고딕" w:hAnsi="맑은 고딕" w:eastAsia="맑은 고딕"/>
+          <w:b w:val="0"/>
+          <w:sz w:val="21"/>
+        </w:rPr>
+        <w:t>로커빌리의 거친 활력으로 출발하여 통산 55곡의 빌보드 1위 싱글이라는 경이적인 대기록을 달성한 20세기 미국 팝·컨트리 음악의 전설적인 보컬리스트입니다. 사랑과 상실, 인간 내면의 고독을 읊조리는 탁월한 스토리텔링 능력과 우아한 크루너 창법으로 '컨트리 음악의 대사제(The High Priest of Country Music)'라는 영예로운 칭호를 얻었습니다.</w:t>
+      </w:r>
+    </w:p>
+    <w:p>
+      <w:pPr>
+        <w:spacing w:line="324" w:lineRule="auto" w:before="200" w:after="80"/>
+      </w:pPr>
+      <w:r>
+        <w:rPr w:rFonts="맑은 고딕">
+          <w:rFonts w:ascii="맑은 고딕" w:hAnsi="맑은 고딕" w:eastAsia="맑은 고딕"/>
+          <w:b/>
+          <w:color w:val="1E3A8A"/>
+          <w:sz w:val="24"/>
+        </w:rPr>
+        <w:t>3. 음반 상세 분석</w:t>
+      </w:r>
+    </w:p>
+    <w:p>
+      <w:pPr>
+        <w:spacing w:line="324" w:lineRule="auto" w:after="80"/>
+      </w:pPr>
+      <w:r>
+        <w:rPr w:rFonts="맑은 고딕">
+          <w:rFonts w:ascii="맑은 고딕" w:hAnsi="맑은 고딕" w:eastAsia="맑은 고딕"/>
+          <w:b w:val="0"/>
+          <w:color w:val="6B7280"/>
+          <w:sz w:val="21"/>
+        </w:rPr>
+        <w:t xml:space="preserve">· </w:t>
+      </w:r>
+      <w:r>
+        <w:rPr w:rFonts="맑은 고딕">
+          <w:rFonts w:ascii="맑은 고딕" w:hAnsi="맑은 고딕" w:eastAsia="맑은 고딕"/>
+          <w:b/>
+          <w:color w:val="1F2937"/>
+          <w:sz w:val="21"/>
+        </w:rPr>
+        <w:t xml:space="preserve">역사적 위치: </w:t>
+      </w:r>
+      <w:r>
+        <w:rPr w:rFonts="맑은 고딕">
+          <w:rFonts w:ascii="맑은 고딕" w:hAnsi="맑은 고딕" w:eastAsia="맑은 고딕"/>
+          <w:b w:val="0"/>
+          <w:sz w:val="21"/>
+        </w:rPr>
+        <w:t>1960년대 후반부터 1970년대에 걸쳐 정통 컨트리와 어덜트 컨템포러리 팝 사운드의 경계를 허물며 대중음악의 지평을 넓힌 걸작으로 평가받습니다. 단순한 히트곡의 나열을 넘어, 아날로그 팝 발라드가 도달할 수 있는 가장 우아하고 밀도 높은 편곡 미학을 제시한 명반입니다.</w:t>
+      </w:r>
+    </w:p>
+    <w:p>
+      <w:pPr>
+        <w:spacing w:line="324" w:lineRule="auto" w:after="80"/>
+      </w:pPr>
+      <w:r>
+        <w:rPr w:rFonts="맑은 고딕">
+          <w:rFonts w:ascii="맑은 고딕" w:hAnsi="맑은 고딕" w:eastAsia="맑은 고딕"/>
+          <w:b w:val="0"/>
+          <w:color w:val="6B7280"/>
+          <w:sz w:val="21"/>
+        </w:rPr>
+        <w:t xml:space="preserve">· </w:t>
+      </w:r>
+      <w:r>
+        <w:rPr w:rFonts="맑은 고딕">
+          <w:rFonts w:ascii="맑은 고딕" w:hAnsi="맑은 고딕" w:eastAsia="맑은 고딕"/>
+          <w:b/>
+          <w:color w:val="1F2937"/>
+          <w:sz w:val="21"/>
+        </w:rPr>
+        <w:t xml:space="preserve">시대의 흔적(스토리텔링): </w:t>
+      </w:r>
+      <w:r>
+        <w:rPr w:rFonts="맑은 고딕">
+          <w:rFonts w:ascii="맑은 고딕" w:hAnsi="맑은 고딕" w:eastAsia="맑은 고딕"/>
+          <w:b w:val="0"/>
+          <w:sz w:val="21"/>
+        </w:rPr>
+        <w:t>전후 미국의 경제적 번영 뒤에 가려진 서민들의 애환과 소박한 사랑 이야기를 담아내며 당대 청춘들과 중장년층의 마음에 깊은 위로를 건넸습니다. 네온사인이 번지는 심야의 다이너와 광활한 고속도로의 라디오를 통해 울려 퍼지던 그 시절 특유의 낭만과 온기가 선명하게 각인되어 있습니다.</w:t>
+      </w:r>
+    </w:p>
+    <w:p>
+      <w:pPr>
+        <w:spacing w:line="324" w:lineRule="auto" w:before="200" w:after="80"/>
+      </w:pPr>
+      <w:r>
+        <w:rPr w:rFonts="맑은 고딕">
+          <w:rFonts w:ascii="맑은 고딕" w:hAnsi="맑은 고딕" w:eastAsia="맑은 고딕"/>
+          <w:b/>
+          <w:color w:val="1E3A8A"/>
+          <w:sz w:val="24"/>
+        </w:rPr>
+        <w:t>4. 주요 수록곡 및 감상 제언</w:t>
+      </w:r>
+    </w:p>
+    <w:p>
+      <w:pPr>
+        <w:spacing w:line="324" w:lineRule="auto" w:after="80"/>
+      </w:pPr>
+      <w:r>
+        <w:rPr w:rFonts="맑은 고딕">
+          <w:rFonts w:ascii="맑은 고딕" w:hAnsi="맑은 고딕" w:eastAsia="맑은 고딕"/>
+          <w:b w:val="0"/>
+          <w:color w:val="6B7280"/>
+          <w:sz w:val="21"/>
+        </w:rPr>
+        <w:t xml:space="preserve">· </w:t>
+      </w:r>
+      <w:r>
+        <w:rPr w:rFonts="맑은 고딕">
+          <w:rFonts w:ascii="맑은 고딕" w:hAnsi="맑은 고딕" w:eastAsia="맑은 고딕"/>
+          <w:b/>
+          <w:color w:val="1F2937"/>
+          <w:sz w:val="21"/>
+        </w:rPr>
+        <w:t xml:space="preserve">주요 수록곡 특징: </w:t>
+      </w:r>
+      <w:r>
+        <w:rPr w:rFonts="맑은 고딕">
+          <w:rFonts w:ascii="맑은 고딕" w:hAnsi="맑은 고딕" w:eastAsia="맑은 고딕"/>
+          <w:b w:val="0"/>
+          <w:sz w:val="21"/>
+        </w:rPr>
+        <w:t>나지막한 내레이션으로 전 세계 리스너들의 귓가를 사로잡은 불멸의 명곡 'Hello Darlin''의 짙은 페이소스부터, 절절한 멜로디 라인이 압도적인 'To See My Angel Cry', 'Fifteen Years Ago' 등 곡마다 농익은 감정선과 섬세한 현악 세션이 완벽한 하모니를 이룹니다.</w:t>
+      </w:r>
+    </w:p>
+    <w:p>
+      <w:pPr>
+        <w:spacing w:line="324" w:lineRule="auto" w:after="80"/>
+      </w:pPr>
+      <w:r>
+        <w:rPr w:rFonts="맑은 고딕">
+          <w:rFonts w:ascii="맑은 고딕" w:hAnsi="맑은 고딕" w:eastAsia="맑은 고딕"/>
+          <w:b w:val="0"/>
+          <w:color w:val="6B7280"/>
+          <w:sz w:val="21"/>
+        </w:rPr>
+        <w:t xml:space="preserve">· </w:t>
+      </w:r>
+      <w:r>
+        <w:rPr w:rFonts="맑은 고딕">
+          <w:rFonts w:ascii="맑은 고딕" w:hAnsi="맑은 고딕" w:eastAsia="맑은 고딕"/>
+          <w:b/>
+          <w:color w:val="1F2937"/>
+          <w:sz w:val="21"/>
+        </w:rPr>
+        <w:t xml:space="preserve">빈티지 감상 제언: </w:t>
+      </w:r>
+      <w:r>
+        <w:rPr w:rFonts="맑은 고딕">
+          <w:rFonts w:ascii="맑은 고딕" w:hAnsi="맑은 고딕" w:eastAsia="맑은 고딕"/>
+          <w:b w:val="0"/>
+          <w:sz w:val="21"/>
+        </w:rPr>
+        <w:t>턴테이블 바늘이 소리골을 타고 내려앉는 순간, 진공관 앰프 특유의 포근한 배음 속에서 콘웨이 트위티의 숨소리와 페달 스틸 기타의 애수 어린 울림이 공간을 가득 채웁니다. 디지털 음원에서는 결코 체감할 수 없는 질감 있는 저역의 밀도와 아날로그 특유의 자연스러운 잔향을 음미하며 감상하기를 권합니다.</w:t>
+      </w:r>
+    </w:p>
+    <w:p>
+      <w:pPr>
+        <w:spacing w:line="324" w:lineRule="auto" w:after="80"/>
+      </w:pPr>
+      <w:r>
+        <w:rPr w:rFonts="맑은 고딕">
+          <w:rFonts w:ascii="맑은 고딕" w:hAnsi="맑은 고딕" w:eastAsia="맑은 고딕"/>
+          <w:b w:val="0"/>
+          <w:color w:val="6B7280"/>
+          <w:sz w:val="21"/>
+        </w:rPr>
+        <w:t xml:space="preserve">· </w:t>
+      </w:r>
+      <w:r>
+        <w:rPr w:rFonts="맑은 고딕">
+          <w:rFonts w:ascii="맑은 고딕" w:hAnsi="맑은 고딕" w:eastAsia="맑은 고딕"/>
+          <w:b/>
+          <w:color w:val="1F2937"/>
+          <w:sz w:val="21"/>
+        </w:rPr>
+        <w:t xml:space="preserve">소장 가치: </w:t>
+      </w:r>
+      <w:r>
+        <w:rPr w:rFonts="맑은 고딕">
+          <w:rFonts w:ascii="맑은 고딕" w:hAnsi="맑은 고딕" w:eastAsia="맑은 고딕"/>
+          <w:b w:val="0"/>
+          <w:sz w:val="21"/>
+        </w:rPr>
+        <w:t>전성기 아날로그 마스터 테이프의 숨결을 그대로 간직한 음반으로, 빈티지 팝과 정통 컨트리 컬렉터라면 반드시 라이브러리에 구비해야 할 클래식 명반으로서의 소장 가치를 지닙니다.</w:t>
+      </w:r>
+    </w:p>
+    <w:p>
+      <w:pPr>
+        <w:spacing w:line="324" w:lineRule="auto" w:after="120" w:before="160"/>
+      </w:pPr>
+      <w:r>
+        <w:rPr w:rFonts="맑은 고딕">
+          <w:rFonts w:ascii="맑은 고딕" w:hAnsi="맑은 고딕" w:eastAsia="맑은 고딕"/>
+          <w:b/>
+          <w:color w:val="4338CA"/>
+          <w:sz w:val="21"/>
+        </w:rPr>
+        <w:t>이 음반을 통해 아날로그 LP만이 구현해 낼 수 있는 따스한 온기와 한 시대를 수놓았던 위대한 목소리가 전해주는 감동을 다시 한번 경험해 보시는 것은 어떨까요?</w:t>
       </w:r>
     </w:p>
     <w:sectPr>
       <w:pgSz w:w="12240" w:h="15840"/>
-      <w:pgMar w:top="1440" w:right="1440" w:bottom="1440" w:left="1440" w:header="720" w:footer="720" w:gutter="0"/>
+      <w:pgMar w:top="1152" w:right="1296" w:bottom="1152" w:left="1296" w:header="720" w:footer="720" w:gutter="0"/>
       <w:cols w:space="720"/>
       <w:docGrid w:linePitch="360"/>
     </w:sectPr>

--- a/word_reports/LP_0114_위치_248_Conway Twitty_Greatest Hi.docx
+++ b/word_reports/LP_0114_위치_248_Conway Twitty_Greatest Hi.docx
@@ -32,7 +32,7 @@
     </w:p>
     <w:p>
       <w:pPr>
-        <w:spacing w:line="324" w:lineRule="auto" w:before="80" w:after="160"/>
+        <w:spacing w:line="324" w:lineRule="auto" w:before="80" w:after="120"/>
       </w:pPr>
       <w:r>
         <w:rPr w:rFonts="맑은 고딕">
@@ -42,13 +42,6 @@
           <w:sz w:val="22"/>
         </w:rPr>
         <w:t xml:space="preserve">[음반 소개] </w:t>
-      </w:r>
-      <w:r>
-        <w:rPr w:rFonts="맑은 고딕">
-          <w:rFonts w:ascii="맑은 고딕" w:hAnsi="맑은 고딕" w:eastAsia="맑은 고딕"/>
-          <w:b w:val="0"/>
-          <w:sz w:val="21"/>
-        </w:rPr>
       </w:r>
     </w:p>
     <w:p>
@@ -61,7 +54,33 @@
           <w:b w:val="0"/>
           <w:sz w:val="21"/>
         </w:rPr>
-        <w:t>로큰롤의 격정적인 태동기부터 내슈빌 컨트리의 원숙한 황금기까지, 미국 대중음악사의 굵직한 분기점을 오롯이 관통한 거장 콘웨이 트위티의 정수를 담아낸 기념비적 명반입니다. 가슴 밑바닥을 울리는 특유의 중후한 바리톤 보컬과 삶의 희로애락을 유려하게 엮어낸 서정성은 시대를 초월하여 듣는 이의 심금을 울립니다. 대중성과 예술적 완숙미가 절묘한 균형을 이루며, 한 시대를 풍미했던 한 음유시인의 가장 찬란했던 음악적 여정을 파노라마처럼 펼쳐 보여줍니다.</w:t>
+        <w:t>‘컨트리 음악의 대사제(The High Priest of Country Music)’라는 경외 어린 칭호로 불리는 콘웨이 트위티(Conway Twitty)의 음악 세계는, 거칠고 투박한 삶의 이면에 흐르는 가장 부드럽고 솔직한 사랑의 감정을 대변해 왔습니다. 1950년대 로큰롤의 태동기 속에서 ‘It's Only Make Believe’로 팝 차트를 뒤흔들었던 그는, 유행의 파도에 안주하지 않고 자신의 뿌리인 컨트리 음악으로 회귀하여 대중음악사에 유례없는 독보적인 발자취를 남겼습니다. 본 앨범 《Greatest Hits Vol.1》은 그 찬란한 여정 중에서도 가장 순수하고 서정적인 에너지가 넘쳐흐르던 황금기 명곡들을 엄선하여 엮어낸 불멸의 기록입니다.</w:t>
+      </w:r>
+    </w:p>
+    <w:p>
+      <w:pPr>
+        <w:spacing w:line="324" w:lineRule="auto" w:after="120"/>
+      </w:pPr>
+      <w:r>
+        <w:rPr w:rFonts="맑은 고딕">
+          <w:rFonts w:ascii="맑은 고딕" w:hAnsi="맑은 고딕" w:eastAsia="맑은 고딕"/>
+          <w:b w:val="0"/>
+          <w:sz w:val="21"/>
+        </w:rPr>
+        <w:t>이 컴필레이션 음반의 탄생은 1960년대 후반부터 1970년대 초반, 내슈빌 사운드가 꽃피우던 시기에 대중이 갈망하던 진정한 성인 음악의 전형을 제시했다는 점에서 음악사적 의의가 깊습니다. 화려한 기교나 과장된 편곡 대신, 단단한 베이스라인과 서글픈 페달 스틸 기타, 그리고 은은한 현악 오케스트레이션 위에 얹힌 트위티 특유의 짙은 바리톤 보컬은 듣는 이의 심장에 곧바로 닿는 정서적 직관성을 발휘합니다. 청자에게 직접 말을 건네는 듯한 오프닝과 한숨처럼 흩어지는 멜로디는 이 앨범 전체를 관통하는 예술적 서사의 백미입니다.</w:t>
+      </w:r>
+    </w:p>
+    <w:p>
+      <w:pPr>
+        <w:spacing w:line="324" w:lineRule="auto" w:after="120"/>
+      </w:pPr>
+      <w:r>
+        <w:rPr w:rFonts="맑은 고딕">
+          <w:rFonts w:ascii="맑은 고딕" w:hAnsi="맑은 고딕" w:eastAsia="맑은 고딕"/>
+          <w:b w:val="0"/>
+          <w:sz w:val="21"/>
+        </w:rPr>
+        <w:t>콘웨이 트위티가 전하고자 했던 철학은 명료했습니다. 그것은 바로 세월의 풍파를 견디며 살아가는 보통 사람들의 사랑과 이별, 회한과 용서의 순간들을 가식 없이 품어내는 것이었습니다. 속삭이듯 다정하게 시작하여 후렴구에서 폭발적인 감정의 파고를 일으키는 그의 가창은 단순한 노래를 넘어 삶의 상처를 위로하는 따스한 격려로 다가옵니다. 수십 년의 세월이 흐른 오늘날에도 이 음반이 낡은 유물로 남지 않고 여전히 애틋한 온기를 발산하는 이유는, 인간의 본원적인 감정을 가장 진실한 울림으로 담아냈기 때문입니다.</w:t>
       </w:r>
     </w:p>
     <w:p>
@@ -168,7 +187,7 @@
           <w:b w:val="0"/>
           <w:sz w:val="21"/>
         </w:rPr>
-        <w:t>데카(Decca) 및 MCA 레이블 시절 그가 구축한 눈부신 음악적 성취를 집대성하여 발매된 공식 베스트 앨범으로, 아날로그 황금기 스튜디오 레코딩의 장인 정신과 세련된 내슈빌 사운드의 정수가 고스란히 담겨 있습니다.</w:t>
+        <w:t>1970년대 초반 데카(Decca/MCA) 레코드에서 발매된 콘웨이 트위티의 공식 첫 번째 베스트 앨범으로, 로큰롤에서 정통 컨트리로 완벽하게 전향하여 이룩한 초기 전성기 대표 싱글들을 집대성한 기념비적 음반</w:t>
       </w:r>
     </w:p>
     <w:p>
@@ -199,7 +218,7 @@
           <w:b w:val="0"/>
           <w:sz w:val="21"/>
         </w:rPr>
-        <w:t>발매 직후 빌보드 톱 컨트리 앨범 차트 최상위권에 장기간 머물렀으며, 음반산업협회(RIAA) 골드 및 플래티넘 인증을 획득하는 등 대중적으로 막대한 상업적 성공을 거두었습니다.</w:t>
+        <w:t>발매 직후 빌보드 톱 컨트리 앨범 차트 최상위권을 장악하였으며, 전미음반산업협회(RIAA) 골드 인증을 획득하는 등 대중적 흥행과 상업적 성공을 동시에 거둠</w:t>
       </w:r>
     </w:p>
     <w:p>
@@ -230,7 +249,7 @@
           <w:b w:val="0"/>
           <w:sz w:val="21"/>
         </w:rPr>
-        <w:t>컨트리 음악 협회(CMA) 및 아카데미 오브 컨트리 뮤직(ACM) 주요 부문 수상, 그래미 어워드 노미네이트에 빛나며, 훗날 컨트리 음악 명예의 전당(Country Music Hall of Fame) 헌액으로 그 음악적 권위를 공인받았습니다.</w:t>
+        <w:t>그래미 어워드 후보 지명, 다수의 컨트리 음악 협회(CMA) 및 아카데미 오브 컨트리 뮤직(ACM) 상을 석권한 그의 경력을 증명하는 결정판이자, 훗날 ‘컨트리 명예의 전당’ 헌액의 굳건한 토대가 된 명반</w:t>
       </w:r>
     </w:p>
     <w:p>
@@ -368,7 +387,7 @@
           <w:b w:val="0"/>
           <w:sz w:val="21"/>
         </w:rPr>
-        <w:t>로커빌리의 거친 활력으로 출발하여 통산 55곡의 빌보드 1위 싱글이라는 경이적인 대기록을 달성한 20세기 미국 팝·컨트리 음악의 전설적인 보컬리스트입니다. 사랑과 상실, 인간 내면의 고독을 읊조리는 탁월한 스토리텔링 능력과 우아한 크루너 창법으로 '컨트리 음악의 대사제(The High Priest of Country Music)'라는 영예로운 칭호를 얻었습니다.</w:t>
+        <w:t>로큰롤 스타로 시작하여 통산 55곡의 빌보드 컨트리 1위 싱글을 기록한 20세기 미국 대중음악계의 전설적인 보컬리스트입니다. 가슴을 울리는 중후한 바리톤 음색과 탁월한 감정 전달력으로 사랑과 이별의 정서를 가장 극적으로 표현해 내며 대중과 평단의 절대적인 찬사를 받았습니다.</w:t>
       </w:r>
     </w:p>
     <w:p>
@@ -413,7 +432,7 @@
           <w:b w:val="0"/>
           <w:sz w:val="21"/>
         </w:rPr>
-        <w:t>1960년대 후반부터 1970년대에 걸쳐 정통 컨트리와 어덜트 컨템포러리 팝 사운드의 경계를 허물며 대중음악의 지평을 넓힌 걸작으로 평가받습니다. 단순한 히트곡의 나열을 넘어, 아날로그 팝 발라드가 도달할 수 있는 가장 우아하고 밀도 높은 편곡 미학을 제시한 명반입니다.</w:t>
+        <w:t>로큰롤러 출신의 가수가 가장 성공적으로 정통 컨트리 아티스트로 안착했음을 선언하는 역사적 분기점입니다. 정교하게 다듬어진 내슈빌 사운드의 정수와 트위티 본연의 블루지한 창법이 절묘한 조화를 이루어, 컨트리 팝 크로스오버의 완벽한 모범을 보여준 앨범으로 평가받습니다.</w:t>
       </w:r>
     </w:p>
     <w:p>
@@ -444,7 +463,7 @@
           <w:b w:val="0"/>
           <w:sz w:val="21"/>
         </w:rPr>
-        <w:t>전후 미국의 경제적 번영 뒤에 가려진 서민들의 애환과 소박한 사랑 이야기를 담아내며 당대 청춘들과 중장년층의 마음에 깊은 위로를 건넸습니다. 네온사인이 번지는 심야의 다이너와 광활한 고속도로의 라디오를 통해 울려 퍼지던 그 시절 특유의 낭만과 온기가 선명하게 각인되어 있습니다.</w:t>
+        <w:t>베트남 전쟁과 사회적 혼란으로 메말라가던 1960~70년대 미국 청춘들과 소시민들의 가슴을 포근하게 안아준 사운드트랙입니다. 주크박스와 심야 라디오 전파를 타고 흐르며 지친 일상 속에서 순수한 사랑의 가치를 되새기게 했던 시대의 정서적 피난처 역할을 수행했습니다.</w:t>
       </w:r>
     </w:p>
     <w:p>
@@ -489,7 +508,7 @@
           <w:b w:val="0"/>
           <w:sz w:val="21"/>
         </w:rPr>
-        <w:t>나지막한 내레이션으로 전 세계 리스너들의 귓가를 사로잡은 불멸의 명곡 'Hello Darlin''의 짙은 페이소스부터, 절절한 멜로디 라인이 압도적인 'To See My Angel Cry', 'Fifteen Years Ago' 등 곡마다 농익은 감정선과 섬세한 현악 세션이 완벽한 하모니를 이룹니다.</w:t>
+        <w:t>낮은 독백으로 시작해 애절한 그리움을 터뜨리는 불후의 시그니처 넘버 ‘Hello Darlin'’, 사랑하는 이를 향한 슬픔과 헌신을 노래한 ‘To See My Angel Cry’, 지나간 시간의 애틋함을 절절하게 그린 ‘Fifteen Years Ago’ 등 진한 감수성이 돋보이는 명곡들이 유려하게 배치되어 있습니다.</w:t>
       </w:r>
     </w:p>
     <w:p>
@@ -520,7 +539,7 @@
           <w:b w:val="0"/>
           <w:sz w:val="21"/>
         </w:rPr>
-        <w:t>턴테이블 바늘이 소리골을 타고 내려앉는 순간, 진공관 앰프 특유의 포근한 배음 속에서 콘웨이 트위티의 숨소리와 페달 스틸 기타의 애수 어린 울림이 공간을 가득 채웁니다. 디지털 음원에서는 결코 체감할 수 없는 질감 있는 저역의 밀도와 아날로그 특유의 자연스러운 잔향을 음미하며 감상하기를 권합니다.</w:t>
+        <w:t>진공관 앰프의 은은한 온기와 질감 좋은 카트리지를 거칠 때 트위티의 깊은 성량과 미세한 숨결이 생생히 살아납니다. 페달 스틸 기타의 아련한 잔향과 그루브 깊숙이 새겨진 아날로그 질감은 디지털 음원에서는 결코 맛볼 수 없는 묵직하고도 포근한 공간감을 선사합니다.</w:t>
       </w:r>
     </w:p>
     <w:p>
@@ -551,7 +570,7 @@
           <w:b w:val="0"/>
           <w:sz w:val="21"/>
         </w:rPr>
-        <w:t>전성기 아날로그 마스터 테이프의 숨결을 그대로 간직한 음반으로, 빈티지 팝과 정통 컨트리 컬렉터라면 반드시 라이브러리에 구비해야 할 클래식 명반으로서의 소장 가치를 지닙니다.</w:t>
+        <w:t>컨트리 역사상 가장 위대한 스토리텔러의 전성기를 한 장의 바이닐로 오롯이 소유할 수 있는 음반입니다. 오리지널 아날로그 마스터의 울림을 품은 초·재반 LP는 클래식 팝 및 컨트리 애호가라면 반드시 라이브러리에 갖추어야 할 클래식 컬렉션입니다.</w:t>
       </w:r>
     </w:p>
     <w:p>
@@ -565,7 +584,7 @@
           <w:color w:val="4338CA"/>
           <w:sz w:val="21"/>
         </w:rPr>
-        <w:t>이 음반을 통해 아날로그 LP만이 구현해 낼 수 있는 따스한 온기와 한 시대를 수놓았던 위대한 목소리가 전해주는 감동을 다시 한번 경험해 보시는 것은 어떨까요?</w:t>
+        <w:t>이 음반을 통해 한 시대를 풍미한 거장의 깊은 음색이 전해주는 감동을 다시 한번 경험해 보시는 것은 어떨까요?</w:t>
       </w:r>
     </w:p>
     <w:sectPr>
